--- a/docs/Medium_Article_1_The_Conative_Integrative_Framework_Foundations_Thomas_Riebl.docx
+++ b/docs/Medium_Article_1_The_Conative_Integrative_Framework_Foundations_Thomas_Riebl.docx
@@ -1421,13 +1421,13 @@
     </w:p>
     <w:bookmarkEnd w:id="15"/>
     <w:bookmarkEnd w:id="16"/>
-    <w:bookmarkStart w:id="22" w:name="X2ed95d11dc4bd4a0d29a06e843409b557fef306"/>
+    <w:bookmarkStart w:id="22" w:name="X753ed6460b52554f6aa33e85b6c54d9cc142b57"/>
     <w:p>
       <w:pPr>
         <w:pStyle w:val="Heading2"/>
       </w:pPr>
       <w:r>
-        <w:t xml:space="preserve">4. In-Silico Empirical Proof: The First Jupyter Simulation</w:t>
+        <w:t xml:space="preserve">4. In-Silico Computational Verification: The First Jupyter Simulation</w:t>
       </w:r>
     </w:p>
     <w:p>
@@ -1435,12 +1435,30 @@
         <w:pStyle w:val="FirstParagraph"/>
       </w:pPr>
       <w:r>
-        <w:t xml:space="preserve">A profound theoretical framework cannot remain an abstract mathematical equation. It must be demonstrated computationally in reproducible simulations.</w:t>
-      </w:r>
-    </w:p>
-    <w:p>
-      <w:pPr>
-        <w:pStyle w:val="BodyText"/>
+        <w:t xml:space="preserve">A profound theoretical framework cannot remain an abstract mathematical conjecture; its dynamical mechanisms must be tested and verified computationally in reproducible simulations.</w:t>
+      </w:r>
+    </w:p>
+    <w:p>
+      <w:pPr>
+        <w:pStyle w:val="BlockText"/>
+      </w:pPr>
+      <w:r>
+        <w:rPr>
+          <w:b/>
+          <w:bCs/>
+        </w:rPr>
+        <w:t xml:space="preserve">Epistemological Clarification:</w:t>
+      </w:r>
+      <w:r>
+        <w:br/>
+      </w:r>
+      <w:r>
+        <w:t xml:space="preserve">To be clear: This simulation does not claim to generate phenomenal consciousness in silicon. Rather, it computationally demonstrates the formal coupling between Active Inference (Free Energy minimization) and Integrated Information (intrinsic cause-effect power) within a rigorously defined dynamical POMDP model.</w:t>
+      </w:r>
+    </w:p>
+    <w:p>
+      <w:pPr>
+        <w:pStyle w:val="FirstParagraph"/>
       </w:pPr>
       <w:r>
         <w:t xml:space="preserve">In our open-source research suite, we modeled a recurrent network of</w:t>
@@ -1501,7 +1519,7 @@
         <w:pStyle w:val="BodyText"/>
       </w:pPr>
       <w:r>
-        <w:t xml:space="preserve">Each agent continuously updates its internal generative beliefs by minimizing local Variational Free Energy while exchanging predictive signals across the network. The empirical results provide indisputable visual confirmation of the 6th Axiom:</w:t>
+        <w:t xml:space="preserve">Each agent continuously updates its internal generative beliefs by minimizing local Variational Free Energy while exchanging predictive signals across the network. The numerical simulation results provide clear visual validation of the formal coupling under the 6th Axiom:</w:t>
       </w:r>
     </w:p>
     <w:p>
@@ -1644,7 +1662,7 @@
         </m:r>
       </m:oMath>
       <w:r>
-        <w:t xml:space="preserve">), proving that active inference dynamically maximizes and preserves systemic cause-effect power over</w:t>
+        <w:t xml:space="preserve">), demonstrating that active inference dynamically maximizes and preserves systemic cause-effect power over</w:t>
       </w:r>
       <w:r>
         <w:t xml:space="preserve"> </w:t>
@@ -2333,7 +2351,7 @@
         </m:r>
       </m:oMath>
       <w:r>
-        <w:t xml:space="preserve">, providing the true engineering blueprint for synthetic consciousness.</w:t>
+        <w:t xml:space="preserve">, establishing the necessary biophysical and thermodynamic criteria for genuine autopoietic agency.</w:t>
       </w:r>
     </w:p>
     <w:p>
